--- a/public/fwdstudentsfinalforms/Faculty-Staff Research Publication Form (Other All Faculties) .docx
+++ b/public/fwdstudentsfinalforms/Faculty-Staff Research Publication Form (Other All Faculties) .docx
@@ -356,11 +356,7 @@
           <w:tcPr>
             <w:tcW w:w="5309" w:type="dxa"/>
           </w:tcPr>
-          <w:p>
-            <w:r>
-              <w:t xml:space="preserve">Auto fetch from SAP database </w:t>
-            </w:r>
-          </w:p>
+          <w:p/>
         </w:tc>
       </w:tr>
       <w:tr>
@@ -443,11 +439,7 @@
           <w:tcPr>
             <w:tcW w:w="5309" w:type="dxa"/>
           </w:tcPr>
-          <w:p>
-            <w:r>
-              <w:t xml:space="preserve">Auto fetch from SAP database </w:t>
-            </w:r>
-          </w:p>
+          <w:p/>
         </w:tc>
       </w:tr>
       <w:tr>
@@ -472,11 +464,7 @@
           <w:tcPr>
             <w:tcW w:w="5309" w:type="dxa"/>
           </w:tcPr>
-          <w:p>
-            <w:r>
-              <w:t xml:space="preserve">Auto fetch from SAP database </w:t>
-            </w:r>
-          </w:p>
+          <w:p/>
         </w:tc>
       </w:tr>
       <w:tr>
@@ -501,11 +489,7 @@
           <w:tcPr>
             <w:tcW w:w="5309" w:type="dxa"/>
           </w:tcPr>
-          <w:p>
-            <w:r>
-              <w:t xml:space="preserve">Auto fetch from SAP database </w:t>
-            </w:r>
-          </w:p>
+          <w:p/>
         </w:tc>
       </w:tr>
     </w:tbl>
@@ -851,11 +835,7 @@
           <w:tcPr>
             <w:tcW w:w="5309" w:type="dxa"/>
           </w:tcPr>
-          <w:p>
-            <w:r>
-              <w:t xml:space="preserve">Auto fetch from SAP database </w:t>
-            </w:r>
-          </w:p>
+          <w:p/>
         </w:tc>
       </w:tr>
       <w:tr>
@@ -938,11 +918,7 @@
           <w:tcPr>
             <w:tcW w:w="5309" w:type="dxa"/>
           </w:tcPr>
-          <w:p>
-            <w:r>
-              <w:t xml:space="preserve">Auto fetch from SAP database </w:t>
-            </w:r>
-          </w:p>
+          <w:p/>
         </w:tc>
       </w:tr>
       <w:tr>
@@ -967,11 +943,7 @@
           <w:tcPr>
             <w:tcW w:w="5309" w:type="dxa"/>
           </w:tcPr>
-          <w:p>
-            <w:r>
-              <w:t xml:space="preserve">Auto fetch from SAP database </w:t>
-            </w:r>
-          </w:p>
+          <w:p/>
         </w:tc>
       </w:tr>
       <w:tr>
@@ -996,11 +968,7 @@
           <w:tcPr>
             <w:tcW w:w="5309" w:type="dxa"/>
           </w:tcPr>
-          <w:p>
-            <w:r>
-              <w:t xml:space="preserve">Auto fetch from SAP database </w:t>
-            </w:r>
-          </w:p>
+          <w:p/>
         </w:tc>
       </w:tr>
     </w:tbl>
@@ -1293,11 +1261,7 @@
           <w:tcPr>
             <w:tcW w:w="5309" w:type="dxa"/>
           </w:tcPr>
-          <w:p>
-            <w:r>
-              <w:t xml:space="preserve">Auto fetch from SAP database </w:t>
-            </w:r>
-          </w:p>
+          <w:p/>
         </w:tc>
       </w:tr>
       <w:tr>
@@ -1366,11 +1330,7 @@
           <w:tcPr>
             <w:tcW w:w="5309" w:type="dxa"/>
           </w:tcPr>
-          <w:p>
-            <w:r>
-              <w:t xml:space="preserve">Auto fetch from SAP database </w:t>
-            </w:r>
-          </w:p>
+          <w:p/>
         </w:tc>
       </w:tr>
       <w:tr>
@@ -1395,11 +1355,7 @@
           <w:tcPr>
             <w:tcW w:w="5309" w:type="dxa"/>
           </w:tcPr>
-          <w:p>
-            <w:r>
-              <w:t xml:space="preserve">Auto fetch from SAP database </w:t>
-            </w:r>
-          </w:p>
+          <w:p/>
         </w:tc>
       </w:tr>
       <w:tr>
@@ -1424,11 +1380,7 @@
           <w:tcPr>
             <w:tcW w:w="5309" w:type="dxa"/>
           </w:tcPr>
-          <w:p>
-            <w:r>
-              <w:t xml:space="preserve">Auto fetch from SAP database </w:t>
-            </w:r>
-          </w:p>
+          <w:p/>
         </w:tc>
       </w:tr>
     </w:tbl>
